--- a/projects/valuepickr-open-screen/docs/Lumax Industries.docx
+++ b/projects/valuepickr-open-screen/docs/Lumax Industries.docx
@@ -598,6 +598,187 @@
           <w:szCs w:val="18"/>
         </w:rPr>
         <w:t xml:space="preserve">This is independent research and analysis for informational purposes only, not personalized financial or investment advice. Past multi-bagger performance and forum/social sentiment are not indicators of future returns. Do your own due diligence before investing.</w:t>
+      </w:r>
+    </w:p>
+    <w:p/>
+    <w:p>
+      <w:r>
+        <w:rPr>
+          <w:b/>
+          <w:sz w:val="28"/>
+        </w:rPr>
+        <w:t>🔄 RESEARCH UPDATE - 2026-10-05</w:t>
+      </w:r>
+    </w:p>
+    <w:p>
+      <w:r>
+        <w:rPr>
+          <w:b/>
+        </w:rPr>
+        <w:t>📊 Key Metrics:</w:t>
+      </w:r>
+    </w:p>
+    <w:p>
+      <w:pPr>
+        <w:ind w:left="360"/>
+      </w:pPr>
+      <w:r>
+        <w:t xml:space="preserve">  • Company: Lumax Industries Ltd</w:t>
+      </w:r>
+    </w:p>
+    <w:p>
+      <w:pPr>
+        <w:ind w:left="360"/>
+      </w:pPr>
+      <w:r>
+        <w:t xml:space="preserve">  • Conviction: Not rated</w:t>
+      </w:r>
+    </w:p>
+    <w:p>
+      <w:pPr>
+        <w:ind w:left="360"/>
+      </w:pPr>
+      <w:r>
+        <w:t xml:space="preserve">  • Thesis: neither</w:t>
+      </w:r>
+    </w:p>
+    <w:p>
+      <w:pPr>
+        <w:ind w:left="360"/>
+      </w:pPr>
+      <w:r>
+        <w:t xml:space="preserve">  • 4-Box Score: 3.0</w:t>
+      </w:r>
+    </w:p>
+    <w:p>
+      <w:pPr>
+        <w:ind w:left="360"/>
+      </w:pPr>
+      <w:r>
+        <w:t xml:space="preserve">  • Research Date: 2026-09-17</w:t>
+      </w:r>
+    </w:p>
+    <w:p>
+      <w:pPr>
+        <w:ind w:left="360"/>
+      </w:pPr>
+      <w:r>
+        <w:t xml:space="preserve">  • Red Flag: None</w:t>
+      </w:r>
+    </w:p>
+    <w:p/>
+    <w:p>
+      <w:r>
+        <w:rPr>
+          <w:b/>
+        </w:rPr>
+        <w:t>📝 Verdict:</w:t>
+      </w:r>
+    </w:p>
+    <w:p>
+      <w:pPr>
+        <w:ind w:left="360"/>
+      </w:pPr>
+      <w:r>
+        <w:t>Order-book-backed LED-lighting content-per-vehicle beneficiary with accelerating, filings-confirmed growth and a clean 4/4-year Coffee-Can record, but valuation remains full, leverage is rising to fund capacity, and management's own margin caveat tempers the recent beat - thesis_fit 'neither', conviction Medium.</w:t>
+      </w:r>
+    </w:p>
+    <w:p/>
+    <w:p>
+      <w:r>
+        <w:rPr>
+          <w:b/>
+        </w:rPr>
+        <w:t>📈 Bull Case:</w:t>
+      </w:r>
+    </w:p>
+    <w:p>
+      <w:pPr>
+        <w:ind w:left="360"/>
+      </w:pPr>
+      <w:r>
+        <w:t>Order-book-backed growth acceleration, not just narrative: ~Rs 2,200 Cr order book (88% LED), Q1 FY27 revenue +32.6% YoY / PAT +41.2% YoY, record FY26 (+23% revenue, +42.8% EBITDA)</w:t>
+      </w:r>
+    </w:p>
+    <w:p>
+      <w:pPr>
+        <w:ind w:left="360"/>
+      </w:pPr>
+      <w:r>
+        <w:t>Genuine LED/premium-lighting content-per-vehicle tailwind, outgrowing auto-ancillary industry median revenue CAGR -- LED now 61% of revenue</w:t>
+      </w:r>
+    </w:p>
+    <w:p>
+      <w:pPr>
+        <w:ind w:left="360"/>
+      </w:pPr>
+      <w:r>
+        <w:t>Entrenched Tier-1 relationships with major OEMs (Maruti, Tata, M&amp;M, Honda, Yamaha) via the Stanley Electric JV - real switching-cost moat, with new Tata/Mahindra order wins adding breadth</w:t>
+      </w:r>
+    </w:p>
+    <w:p>
+      <w:pPr>
+        <w:ind w:left="360"/>
+      </w:pPr>
+      <w:r>
+        <w:t>Clean 4/4-year Coffee-Can track record (FY22-25 each cleared &gt;=10% revenue growth and &gt;=15% ROCE) even through a heavy capex phase</w:t>
+      </w:r>
+    </w:p>
+    <w:p>
+      <w:pPr>
+        <w:ind w:left="360"/>
+      </w:pPr>
+      <w:r>
+        <w:t>High promoter holding (75%, flat, no pledge); valuation has compressed somewhat (~26.6x vs ~32.6x cited pre-dive) as EPS growth caught up</w:t>
+      </w:r>
+    </w:p>
+    <w:p/>
+    <w:p>
+      <w:r>
+        <w:rPr>
+          <w:b/>
+        </w:rPr>
+        <w:t>📉 Bear Case:</w:t>
+      </w:r>
+    </w:p>
+    <w:p>
+      <w:pPr>
+        <w:ind w:left="360"/>
+      </w:pPr>
+      <w:r>
+        <w:t>Valuation still full at ~26.6x trailing P/E - limited margin of safety even after some compression</w:t>
+      </w:r>
+    </w:p>
+    <w:p>
+      <w:pPr>
+        <w:ind w:left="360"/>
+      </w:pPr>
+      <w:r>
+        <w:t>Rising leverage: borrowings nearly quadrupled from Rs 401 Cr (FY22) to Rs 973 Cr (FY26) funding the Bangalore capacity build -- a real, growing balance-sheet commitment, not yet self-funded from internal accruals</w:t>
+      </w:r>
+    </w:p>
+    <w:p>
+      <w:pPr>
+        <w:ind w:left="360"/>
+      </w:pPr>
+      <w:r>
+        <w:t>Management itself flagged that recent margin strength was partly 'exceptional tooling profitability,' not a clean run-rate -- the 12-13% EBITDA margin target is 2 years out and unconfirmed</w:t>
+      </w:r>
+    </w:p>
+    <w:p>
+      <w:pPr>
+        <w:ind w:left="360"/>
+      </w:pPr>
+      <w:r>
+        <w:t>Real customer concentration: top-8 customers ~85% of revenue, Mahindra + Maruti together roughly half the business -- platform delays or share loss at either would have an outsized impact</w:t>
+      </w:r>
+    </w:p>
+    <w:p>
+      <w:pPr>
+        <w:ind w:left="360"/>
+      </w:pPr>
+      <w:r>
+        <w:t>No named structural/management inflection beyond the LED mix-shift already priced in - this is accelerating share-gain in a premiumisation cycle, not a new catalyst; auto-ancillary remains cyclical and OEM-order dependent</w:t>
       </w:r>
     </w:p>
     <w:sectPr>
